--- a/courseware/Learner Guide - CompTIA Cloud+ - v2.0.docx
+++ b/courseware/Learner Guide - CompTIA Cloud+ - v2.0.docx
@@ -458,6 +458,13 @@
       </w:r>
     </w:p>
     <w:p>
+      <w:r>
+        <w:fldChar w:fldCharType="begin"/>
+        <w:instrText xml:space="preserve">TOC \o "1-3" \h \z \u</w:instrText>
+        <w:fldChar w:fldCharType="separate"/>
+      </w:r>
+    </w:p>
+    <w:p>
       <w:pPr>
         <w:spacing w:after="40" w:before="120"/>
         <w:ind w:left="0"/>
@@ -6575,6 +6582,11 @@
           <w:sz w:val="20"/>
         </w:rPr>
         <w:t>Assessment Flow</w:t>
+      </w:r>
+    </w:p>
+    <w:p>
+      <w:r>
+        <w:fldChar w:fldCharType="end"/>
       </w:r>
     </w:p>
     <w:p/>
@@ -43261,7 +43273,7 @@
       <w:outlineLvl w:val="0"/>
     </w:pPr>
     <w:rPr>
-      <w:rFonts w:asciiTheme="majorHAnsi" w:eastAsiaTheme="majorEastAsia" w:hAnsiTheme="majorHAnsi" w:cstheme="majorBidi" w:ascii="Arial" w:hAnsi="Arial" w:cs="Arial" w:eastAsia="Arial"/>
+      <w:rFonts w:ascii="Arial" w:hAnsi="Arial" w:cs="Arial" w:eastAsia="Arial"/>
       <w:b/>
       <w:bCs/>
       <w:color w:val="1F6FEB"/>
@@ -43285,7 +43297,7 @@
       <w:outlineLvl w:val="1"/>
     </w:pPr>
     <w:rPr>
-      <w:rFonts w:asciiTheme="majorHAnsi" w:eastAsiaTheme="majorEastAsia" w:hAnsiTheme="majorHAnsi" w:cstheme="majorBidi" w:ascii="Arial" w:hAnsi="Arial" w:cs="Arial" w:eastAsia="Arial"/>
+      <w:rFonts w:ascii="Arial" w:hAnsi="Arial" w:cs="Arial" w:eastAsia="Arial"/>
       <w:b/>
       <w:bCs/>
       <w:color w:val="111827"/>
@@ -43309,7 +43321,7 @@
       <w:outlineLvl w:val="2"/>
     </w:pPr>
     <w:rPr>
-      <w:rFonts w:asciiTheme="majorHAnsi" w:eastAsiaTheme="majorEastAsia" w:hAnsiTheme="majorHAnsi" w:cstheme="majorBidi" w:ascii="Arial" w:hAnsi="Arial" w:cs="Arial" w:eastAsia="Arial"/>
+      <w:rFonts w:ascii="Arial" w:hAnsi="Arial" w:cs="Arial" w:eastAsia="Arial"/>
       <w:b/>
       <w:bCs/>
       <w:color w:val="1F6FEB"/>
@@ -43551,7 +43563,7 @@
       <w:contextualSpacing/>
     </w:pPr>
     <w:rPr>
-      <w:rFonts w:asciiTheme="majorHAnsi" w:eastAsiaTheme="majorEastAsia" w:hAnsiTheme="majorHAnsi" w:cstheme="majorBidi" w:ascii="Arial" w:hAnsi="Arial" w:cs="Arial" w:eastAsia="Arial"/>
+      <w:rFonts w:ascii="Arial" w:hAnsi="Arial" w:cs="Arial" w:eastAsia="Arial"/>
       <w:b/>
       <w:color w:val="111827"/>
       <w:spacing w:val="5"/>
@@ -66734,9 +66746,9 @@
     </a:clrScheme>
     <a:fontScheme name="Office">
       <a:majorFont>
-        <a:latin typeface="Calibri"/>
-        <a:ea typeface=""/>
-        <a:cs typeface=""/>
+        <a:latin typeface="Arial"/>
+        <a:ea typeface="Arial"/>
+        <a:cs typeface="Arial"/>
         <a:font script="Jpan" typeface="ＭＳ ゴシック"/>
         <a:font script="Hang" typeface="맑은 고딕"/>
         <a:font script="Hans" typeface="宋体"/>
@@ -66769,9 +66781,9 @@
         <a:font script="Geor" typeface="Sylfaen"/>
       </a:majorFont>
       <a:minorFont>
-        <a:latin typeface="Cambria"/>
-        <a:ea typeface=""/>
-        <a:cs typeface=""/>
+        <a:latin typeface="Arial"/>
+        <a:ea typeface="Arial"/>
+        <a:cs typeface="Arial"/>
         <a:font script="Jpan" typeface="ＭＳ 明朝"/>
         <a:font script="Hang" typeface="맑은 고딕"/>
         <a:font script="Hans" typeface="宋体"/>
